--- a/files/ads/2026_ad_scip.docx
+++ b/files/ads/2026_ad_scip.docx
@@ -281,8 +281,8 @@
           <w:rFonts w:ascii="Copperplate" w:hAnsi="Copperplate" w:cs="Gurmukhi MN"/>
           <w:b/>
           <w:bCs/>
-          <w:sz w:val="20"/>
-          <w:szCs w:val="20"/>
+          <w:sz w:val="32"/>
+          <w:szCs w:val="32"/>
         </w:rPr>
         <w:t xml:space="preserve"> </w:t>
       </w:r>
@@ -301,8 +301,8 @@
           <w:rFonts w:ascii="Copperplate" w:hAnsi="Copperplate" w:cs="Gurmukhi MN"/>
           <w:b/>
           <w:bCs/>
-          <w:sz w:val="20"/>
-          <w:szCs w:val="20"/>
+          <w:sz w:val="32"/>
+          <w:szCs w:val="32"/>
         </w:rPr>
         <w:t xml:space="preserve"> </w:t>
       </w:r>
